--- a/resumes/ScottSmithSummary.docx
+++ b/resumes/ScottSmithSummary.docx
@@ -1,16 +1,18 @@
 
 <file path=word/document.xml><?xml version="1.0" encoding="utf-8"?>
-<w:document xmlns:wpc="http://schemas.microsoft.com/office/word/2010/wordprocessingCanvas" xmlns:cx="http://schemas.microsoft.com/office/drawing/2014/chartex" xmlns:cx1="http://schemas.microsoft.com/office/drawing/2015/9/8/chartex" xmlns:cx2="http://schemas.microsoft.com/office/drawing/2015/10/21/chartex" xmlns:cx3="http://schemas.microsoft.com/office/drawing/2016/5/9/chartex" xmlns:cx4="http://schemas.microsoft.com/office/drawing/2016/5/10/chartex" xmlns:cx5="http://schemas.microsoft.com/office/drawing/2016/5/11/chartex" xmlns:cx6="http://schemas.microsoft.com/office/drawing/2016/5/12/chartex" xmlns:cx7="http://schemas.microsoft.com/office/drawing/2016/5/13/chartex" xmlns:cx8="http://schemas.microsoft.com/office/drawing/2016/5/14/chartex" xmlns:mc="http://schemas.openxmlformats.org/markup-compatibility/2006" xmlns:aink="http://schemas.microsoft.com/office/drawing/2016/ink" xmlns:am3d="http://schemas.microsoft.com/office/drawing/2017/model3d" xmlns:o="urn:schemas-microsoft-com:office:office" xmlns:oel="http://schemas.microsoft.com/office/2019/extlst" xmlns:r="http://schemas.openxmlformats.org/officeDocument/2006/relationships" xmlns:m="http://schemas.openxmlformats.org/officeDocument/2006/math" xmlns:v="urn:schemas-microsoft-com:vml" xmlns:wp14="http://schemas.microsoft.com/office/word/2010/wordprocessingDrawing" xmlns:wp="http://schemas.openxmlformats.org/drawingml/2006/wordprocessingDrawing" xmlns:w10="urn:schemas-microsoft-com:office:word" xmlns:w="http://schemas.openxmlformats.org/wordprocessingml/2006/main" xmlns:w14="http://schemas.microsoft.com/office/word/2010/wordml" xmlns:w15="http://schemas.microsoft.com/office/word/2012/wordml" xmlns:w16cex="http://schemas.microsoft.com/office/word/2018/wordml/cex" xmlns:w16cid="http://schemas.microsoft.com/office/word/2016/wordml/cid" xmlns:w16="http://schemas.microsoft.com/office/word/2018/wordml" xmlns:w16du="http://schemas.microsoft.com/office/word/2023/wordml/word16du" xmlns:w16sdtdh="http://schemas.microsoft.com/office/word/2020/wordml/sdtdatahash" xmlns:w16sdtfl="http://schemas.microsoft.com/office/word/2024/wordml/sdtformatlock" xmlns:w16se="http://schemas.microsoft.com/office/word/2015/wordml/symex" xmlns:wpg="http://schemas.microsoft.com/office/word/2010/wordprocessingGroup" xmlns:wpi="http://schemas.microsoft.com/office/word/2010/wordprocessingInk" xmlns:wne="http://schemas.microsoft.com/office/word/2006/wordml" xmlns:wps="http://schemas.microsoft.com/office/word/2010/wordprocessingShape" mc:Ignorable="w14 w15 w16se w16cid w16 w16cex w16sdtdh w16sdtfl w16du wp14">
+<w:document xmlns:wpc="http://schemas.microsoft.com/office/word/2010/wordprocessingCanvas" xmlns:mc="http://schemas.openxmlformats.org/markup-compatibility/2006" xmlns:o="urn:schemas-microsoft-com:office:office" xmlns:r="http://schemas.openxmlformats.org/officeDocument/2006/relationships" xmlns:m="http://schemas.openxmlformats.org/officeDocument/2006/math" xmlns:v="urn:schemas-microsoft-com:vml" xmlns:wp14="http://schemas.microsoft.com/office/word/2010/wordprocessingDrawing" xmlns:wp="http://schemas.openxmlformats.org/drawingml/2006/wordprocessingDrawing" xmlns:w10="urn:schemas-microsoft-com:office:word" xmlns:w="http://schemas.openxmlformats.org/wordprocessingml/2006/main" xmlns:w14="http://schemas.microsoft.com/office/word/2010/wordml" xmlns:w15="http://schemas.microsoft.com/office/word/2012/wordml" xmlns:wpg="http://schemas.microsoft.com/office/word/2010/wordprocessingGroup" xmlns:wpi="http://schemas.microsoft.com/office/word/2010/wordprocessingInk" xmlns:wne="http://schemas.microsoft.com/office/word/2006/wordml" xmlns:wps="http://schemas.microsoft.com/office/word/2010/wordprocessingShape" mc:Ignorable="w14 w15 wp14">
   <w:body>
     <w:p>
       <w:pPr>
         <w:rPr>
+          <w:rFonts w:ascii="Times New Roman" w:hAnsi="Times New Roman" w:cs="Times New Roman"/>
           <w:sz w:val="28"/>
           <w:szCs w:val="28"/>
         </w:rPr>
       </w:pPr>
       <w:r>
         <w:rPr>
+          <w:rFonts w:ascii="Times New Roman" w:hAnsi="Times New Roman" w:cs="Times New Roman"/>
           <w:b/>
           <w:bCs/>
           <w:sz w:val="28"/>
@@ -20,6 +22,7 @@
       </w:r>
       <w:r>
         <w:rPr>
+          <w:rFonts w:ascii="Times New Roman" w:hAnsi="Times New Roman" w:cs="Times New Roman"/>
           <w:b/>
           <w:bCs/>
           <w:sz w:val="28"/>
@@ -29,6 +32,7 @@
       </w:r>
       <w:r>
         <w:rPr>
+          <w:rFonts w:ascii="Times New Roman" w:hAnsi="Times New Roman" w:cs="Times New Roman"/>
           <w:sz w:val="28"/>
           <w:szCs w:val="28"/>
         </w:rPr>
@@ -38,6 +42,7 @@
     <w:p>
       <w:pPr>
         <w:rPr>
+          <w:rFonts w:ascii="Times New Roman" w:hAnsi="Times New Roman" w:cs="Times New Roman"/>
           <w:b/>
           <w:bCs/>
           <w:sz w:val="28"/>
@@ -48,12 +53,14 @@
     <w:p>
       <w:pPr>
         <w:rPr>
+          <w:rFonts w:ascii="Times New Roman" w:hAnsi="Times New Roman" w:cs="Times New Roman"/>
           <w:sz w:val="28"/>
           <w:szCs w:val="28"/>
         </w:rPr>
       </w:pPr>
       <w:r>
         <w:rPr>
+          <w:rFonts w:ascii="Times New Roman" w:hAnsi="Times New Roman" w:cs="Times New Roman"/>
           <w:b/>
           <w:bCs/>
           <w:sz w:val="28"/>
@@ -63,6 +70,7 @@
       </w:r>
       <w:r>
         <w:rPr>
+          <w:rFonts w:ascii="Times New Roman" w:hAnsi="Times New Roman" w:cs="Times New Roman"/>
           <w:b/>
           <w:bCs/>
           <w:sz w:val="28"/>
@@ -72,6 +80,7 @@
       </w:r>
       <w:r>
         <w:rPr>
+          <w:rFonts w:ascii="Times New Roman" w:hAnsi="Times New Roman" w:cs="Times New Roman"/>
           <w:b/>
           <w:bCs/>
           <w:sz w:val="28"/>
@@ -81,6 +90,7 @@
       </w:r>
       <w:r>
         <w:rPr>
+          <w:rFonts w:ascii="Times New Roman" w:hAnsi="Times New Roman" w:cs="Times New Roman"/>
           <w:sz w:val="28"/>
           <w:szCs w:val="28"/>
         </w:rPr>
@@ -90,6 +100,7 @@
     <w:p>
       <w:pPr>
         <w:rPr>
+          <w:rFonts w:ascii="Times New Roman" w:hAnsi="Times New Roman" w:cs="Times New Roman"/>
           <w:sz w:val="28"/>
           <w:szCs w:val="28"/>
         </w:rPr>
@@ -98,12 +109,14 @@
     <w:p>
       <w:pPr>
         <w:rPr>
+          <w:rFonts w:ascii="Times New Roman" w:hAnsi="Times New Roman" w:cs="Times New Roman"/>
           <w:sz w:val="28"/>
           <w:szCs w:val="28"/>
         </w:rPr>
       </w:pPr>
       <w:r>
         <w:rPr>
+          <w:rFonts w:ascii="Times New Roman" w:hAnsi="Times New Roman" w:cs="Times New Roman"/>
           <w:b/>
           <w:bCs/>
           <w:sz w:val="28"/>
@@ -113,6 +126,7 @@
       </w:r>
       <w:r>
         <w:rPr>
+          <w:rFonts w:ascii="Times New Roman" w:hAnsi="Times New Roman" w:cs="Times New Roman"/>
           <w:b/>
           <w:bCs/>
           <w:sz w:val="28"/>
@@ -122,6 +136,7 @@
       </w:r>
       <w:r>
         <w:rPr>
+          <w:rFonts w:ascii="Times New Roman" w:hAnsi="Times New Roman" w:cs="Times New Roman"/>
           <w:b/>
           <w:bCs/>
           <w:sz w:val="28"/>
@@ -131,6 +146,7 @@
       </w:r>
       <w:r>
         <w:rPr>
+          <w:rFonts w:ascii="Times New Roman" w:hAnsi="Times New Roman" w:cs="Times New Roman"/>
           <w:sz w:val="28"/>
           <w:szCs w:val="28"/>
         </w:rPr>
@@ -138,6 +154,7 @@
       </w:r>
       <w:r>
         <w:rPr>
+          <w:rFonts w:ascii="Times New Roman" w:hAnsi="Times New Roman" w:cs="Times New Roman"/>
           <w:sz w:val="28"/>
           <w:szCs w:val="28"/>
         </w:rPr>
@@ -147,6 +164,7 @@
     <w:p>
       <w:pPr>
         <w:rPr>
+          <w:rFonts w:ascii="Times New Roman" w:hAnsi="Times New Roman" w:cs="Times New Roman"/>
           <w:b/>
           <w:bCs/>
           <w:sz w:val="28"/>
@@ -157,12 +175,14 @@
     <w:p>
       <w:pPr>
         <w:rPr>
+          <w:rFonts w:ascii="Times New Roman" w:hAnsi="Times New Roman" w:cs="Times New Roman"/>
           <w:sz w:val="28"/>
           <w:szCs w:val="28"/>
         </w:rPr>
       </w:pPr>
       <w:r>
         <w:rPr>
+          <w:rFonts w:ascii="Times New Roman" w:hAnsi="Times New Roman" w:cs="Times New Roman"/>
           <w:b/>
           <w:bCs/>
           <w:sz w:val="28"/>
@@ -172,6 +192,7 @@
       </w:r>
       <w:r>
         <w:rPr>
+          <w:rFonts w:ascii="Times New Roman" w:hAnsi="Times New Roman" w:cs="Times New Roman"/>
           <w:b/>
           <w:bCs/>
           <w:sz w:val="28"/>
@@ -181,6 +202,7 @@
       </w:r>
       <w:r>
         <w:rPr>
+          <w:rFonts w:ascii="Times New Roman" w:hAnsi="Times New Roman" w:cs="Times New Roman"/>
           <w:sz w:val="28"/>
           <w:szCs w:val="28"/>
         </w:rPr>
@@ -188,6 +210,7 @@
       </w:r>
       <w:r>
         <w:rPr>
+          <w:rFonts w:ascii="Times New Roman" w:hAnsi="Times New Roman" w:cs="Times New Roman"/>
           <w:sz w:val="28"/>
           <w:szCs w:val="28"/>
         </w:rPr>
@@ -195,6 +218,7 @@
       </w:r>
       <w:r>
         <w:rPr>
+          <w:rFonts w:ascii="Times New Roman" w:hAnsi="Times New Roman" w:cs="Times New Roman"/>
           <w:sz w:val="28"/>
           <w:szCs w:val="28"/>
         </w:rPr>
@@ -204,6 +228,7 @@
     <w:p>
       <w:pPr>
         <w:rPr>
+          <w:rFonts w:ascii="Times New Roman" w:hAnsi="Times New Roman" w:cs="Times New Roman"/>
           <w:sz w:val="28"/>
           <w:szCs w:val="28"/>
         </w:rPr>
@@ -212,12 +237,14 @@
     <w:p>
       <w:pPr>
         <w:rPr>
+          <w:rFonts w:ascii="Times New Roman" w:hAnsi="Times New Roman" w:cs="Times New Roman"/>
           <w:sz w:val="28"/>
           <w:szCs w:val="28"/>
         </w:rPr>
       </w:pPr>
       <w:r>
         <w:rPr>
+          <w:rFonts w:ascii="Times New Roman" w:hAnsi="Times New Roman" w:cs="Times New Roman"/>
           <w:b/>
           <w:bCs/>
           <w:sz w:val="28"/>
@@ -227,6 +254,7 @@
       </w:r>
       <w:r>
         <w:rPr>
+          <w:rFonts w:ascii="Times New Roman" w:hAnsi="Times New Roman" w:cs="Times New Roman"/>
           <w:b/>
           <w:bCs/>
           <w:sz w:val="28"/>
@@ -236,6 +264,7 @@
       </w:r>
       <w:r>
         <w:rPr>
+          <w:rFonts w:ascii="Times New Roman" w:hAnsi="Times New Roman" w:cs="Times New Roman"/>
           <w:sz w:val="28"/>
           <w:szCs w:val="28"/>
         </w:rPr>
@@ -243,36 +272,25 @@
       </w:r>
       <w:r>
         <w:rPr>
-          <w:sz w:val="28"/>
-          <w:szCs w:val="28"/>
-        </w:rPr>
-        <w:t xml:space="preserve">ASA Iowa Major State Champs x3 </w:t>
-      </w:r>
-      <w:proofErr w:type="gramStart"/>
-      <w:r>
-        <w:rPr>
-          <w:sz w:val="28"/>
-          <w:szCs w:val="28"/>
-        </w:rPr>
-        <w:t xml:space="preserve">/ </w:t>
-      </w:r>
-      <w:r>
-        <w:rPr>
-          <w:sz w:val="28"/>
-          <w:szCs w:val="28"/>
-        </w:rPr>
-        <w:t xml:space="preserve"> </w:t>
-      </w:r>
-      <w:r>
-        <w:rPr>
+          <w:rFonts w:ascii="Times New Roman" w:hAnsi="Times New Roman" w:cs="Times New Roman"/>
+          <w:sz w:val="28"/>
+          <w:szCs w:val="28"/>
+        </w:rPr>
+        <w:t xml:space="preserve">ASA Iowa Major State Champs x3 / </w:t>
+      </w:r>
+      <w:bookmarkStart w:id="0" w:name="_GoBack"/>
+      <w:bookmarkEnd w:id="0"/>
+      <w:r>
+        <w:rPr>
+          <w:rFonts w:ascii="Times New Roman" w:hAnsi="Times New Roman" w:cs="Times New Roman"/>
           <w:sz w:val="28"/>
           <w:szCs w:val="28"/>
         </w:rPr>
         <w:t>5</w:t>
       </w:r>
-      <w:proofErr w:type="gramEnd"/>
-      <w:r>
-        <w:rPr>
+      <w:r>
+        <w:rPr>
+          <w:rFonts w:ascii="Times New Roman" w:hAnsi="Times New Roman" w:cs="Times New Roman"/>
           <w:sz w:val="28"/>
           <w:szCs w:val="28"/>
           <w:vertAlign w:val="superscript"/>
@@ -281,6 +299,7 @@
       </w:r>
       <w:r>
         <w:rPr>
+          <w:rFonts w:ascii="Times New Roman" w:hAnsi="Times New Roman" w:cs="Times New Roman"/>
           <w:sz w:val="28"/>
           <w:szCs w:val="28"/>
         </w:rPr>
@@ -288,6 +307,7 @@
       </w:r>
       <w:r>
         <w:rPr>
+          <w:rFonts w:ascii="Times New Roman" w:hAnsi="Times New Roman" w:cs="Times New Roman"/>
           <w:sz w:val="28"/>
           <w:szCs w:val="28"/>
         </w:rPr>
@@ -295,6 +315,7 @@
       </w:r>
       <w:r>
         <w:rPr>
+          <w:rFonts w:ascii="Times New Roman" w:hAnsi="Times New Roman" w:cs="Times New Roman"/>
           <w:sz w:val="28"/>
           <w:szCs w:val="28"/>
           <w:vertAlign w:val="superscript"/>
@@ -303,6 +324,7 @@
       </w:r>
       <w:r>
         <w:rPr>
+          <w:rFonts w:ascii="Times New Roman" w:hAnsi="Times New Roman" w:cs="Times New Roman"/>
           <w:sz w:val="28"/>
           <w:szCs w:val="28"/>
         </w:rPr>
@@ -310,6 +332,7 @@
       </w:r>
       <w:r>
         <w:rPr>
+          <w:rFonts w:ascii="Times New Roman" w:hAnsi="Times New Roman" w:cs="Times New Roman"/>
           <w:sz w:val="28"/>
           <w:szCs w:val="28"/>
           <w:vertAlign w:val="superscript"/>
@@ -318,6 +341,7 @@
       </w:r>
       <w:r>
         <w:rPr>
+          <w:rFonts w:ascii="Times New Roman" w:hAnsi="Times New Roman" w:cs="Times New Roman"/>
           <w:sz w:val="28"/>
           <w:szCs w:val="28"/>
         </w:rPr>
@@ -325,6 +349,7 @@
       </w:r>
       <w:r>
         <w:rPr>
+          <w:rFonts w:ascii="Times New Roman" w:hAnsi="Times New Roman" w:cs="Times New Roman"/>
           <w:sz w:val="28"/>
           <w:szCs w:val="28"/>
         </w:rPr>
@@ -334,6 +359,7 @@
     <w:p>
       <w:pPr>
         <w:rPr>
+          <w:rFonts w:ascii="Times New Roman" w:hAnsi="Times New Roman" w:cs="Times New Roman"/>
           <w:b/>
           <w:bCs/>
           <w:sz w:val="28"/>
@@ -344,12 +370,14 @@
     <w:p>
       <w:pPr>
         <w:rPr>
+          <w:rFonts w:ascii="Times New Roman" w:hAnsi="Times New Roman" w:cs="Times New Roman"/>
           <w:sz w:val="28"/>
           <w:szCs w:val="28"/>
         </w:rPr>
       </w:pPr>
       <w:r>
         <w:rPr>
+          <w:rFonts w:ascii="Times New Roman" w:hAnsi="Times New Roman" w:cs="Times New Roman"/>
           <w:b/>
           <w:bCs/>
           <w:sz w:val="28"/>
@@ -359,6 +387,7 @@
       </w:r>
       <w:r>
         <w:rPr>
+          <w:rFonts w:ascii="Times New Roman" w:hAnsi="Times New Roman" w:cs="Times New Roman"/>
           <w:b/>
           <w:bCs/>
           <w:sz w:val="28"/>
@@ -368,6 +397,7 @@
       </w:r>
       <w:r>
         <w:rPr>
+          <w:rFonts w:ascii="Times New Roman" w:hAnsi="Times New Roman" w:cs="Times New Roman"/>
           <w:sz w:val="28"/>
           <w:szCs w:val="28"/>
         </w:rPr>
@@ -375,6 +405,7 @@
       </w:r>
       <w:r>
         <w:rPr>
+          <w:rFonts w:ascii="Times New Roman" w:hAnsi="Times New Roman" w:cs="Times New Roman"/>
           <w:sz w:val="28"/>
           <w:szCs w:val="28"/>
         </w:rPr>
@@ -382,6 +413,7 @@
       </w:r>
       <w:r>
         <w:rPr>
+          <w:rFonts w:ascii="Times New Roman" w:hAnsi="Times New Roman" w:cs="Times New Roman"/>
           <w:sz w:val="28"/>
           <w:szCs w:val="28"/>
         </w:rPr>
@@ -389,6 +421,7 @@
       </w:r>
       <w:r>
         <w:rPr>
+          <w:rFonts w:ascii="Times New Roman" w:hAnsi="Times New Roman" w:cs="Times New Roman"/>
           <w:sz w:val="28"/>
           <w:szCs w:val="28"/>
         </w:rPr>
@@ -396,6 +429,7 @@
       </w:r>
       <w:r>
         <w:rPr>
+          <w:rFonts w:ascii="Times New Roman" w:hAnsi="Times New Roman" w:cs="Times New Roman"/>
           <w:sz w:val="28"/>
           <w:szCs w:val="28"/>
         </w:rPr>
@@ -405,6 +439,7 @@
     <w:p>
       <w:pPr>
         <w:rPr>
+          <w:rFonts w:ascii="Times New Roman" w:hAnsi="Times New Roman" w:cs="Times New Roman"/>
           <w:b/>
           <w:bCs/>
           <w:sz w:val="28"/>
@@ -415,6 +450,7 @@
     <w:p>
       <w:pPr>
         <w:rPr>
+          <w:rFonts w:ascii="Times New Roman" w:hAnsi="Times New Roman" w:cs="Times New Roman"/>
           <w:b/>
           <w:bCs/>
           <w:sz w:val="28"/>
@@ -423,6 +459,7 @@
       </w:pPr>
       <w:r>
         <w:rPr>
+          <w:rFonts w:ascii="Times New Roman" w:hAnsi="Times New Roman" w:cs="Times New Roman"/>
           <w:b/>
           <w:bCs/>
           <w:sz w:val="28"/>
@@ -432,6 +469,7 @@
       </w:r>
       <w:r>
         <w:rPr>
+          <w:rFonts w:ascii="Times New Roman" w:hAnsi="Times New Roman" w:cs="Times New Roman"/>
           <w:sz w:val="28"/>
           <w:szCs w:val="28"/>
         </w:rPr>
@@ -439,6 +477,7 @@
       </w:r>
       <w:r>
         <w:rPr>
+          <w:rFonts w:ascii="Times New Roman" w:hAnsi="Times New Roman" w:cs="Times New Roman"/>
           <w:sz w:val="28"/>
           <w:szCs w:val="28"/>
         </w:rPr>
@@ -456,7 +495,7 @@
 </file>
 
 <file path=word/styles.xml><?xml version="1.0" encoding="utf-8"?>
-<w:styles xmlns:mc="http://schemas.openxmlformats.org/markup-compatibility/2006" xmlns:r="http://schemas.openxmlformats.org/officeDocument/2006/relationships" xmlns:w="http://schemas.openxmlformats.org/wordprocessingml/2006/main" xmlns:w14="http://schemas.microsoft.com/office/word/2010/wordml" xmlns:w15="http://schemas.microsoft.com/office/word/2012/wordml" xmlns:w16cex="http://schemas.microsoft.com/office/word/2018/wordml/cex" xmlns:w16cid="http://schemas.microsoft.com/office/word/2016/wordml/cid" xmlns:w16="http://schemas.microsoft.com/office/word/2018/wordml" xmlns:w16du="http://schemas.microsoft.com/office/word/2023/wordml/word16du" xmlns:w16sdtdh="http://schemas.microsoft.com/office/word/2020/wordml/sdtdatahash" xmlns:w16sdtfl="http://schemas.microsoft.com/office/word/2024/wordml/sdtformatlock" xmlns:w16se="http://schemas.microsoft.com/office/word/2015/wordml/symex" mc:Ignorable="w14 w15 w16se w16cid w16 w16cex w16sdtdh w16sdtfl w16du">
+<w:styles xmlns:mc="http://schemas.openxmlformats.org/markup-compatibility/2006" xmlns:r="http://schemas.openxmlformats.org/officeDocument/2006/relationships" xmlns:w="http://schemas.openxmlformats.org/wordprocessingml/2006/main" xmlns:w14="http://schemas.microsoft.com/office/word/2010/wordml" xmlns:w15="http://schemas.microsoft.com/office/word/2012/wordml" mc:Ignorable="w14 w15">
   <w:docDefaults>
     <w:rPrDefault>
       <w:rPr>
@@ -474,7 +513,7 @@
       </w:pPr>
     </w:pPrDefault>
   </w:docDefaults>
-  <w:latentStyles w:defLockedState="0" w:defUIPriority="99" w:defSemiHidden="0" w:defUnhideWhenUsed="0" w:defQFormat="0" w:count="376">
+  <w:latentStyles w:defLockedState="0" w:defUIPriority="99" w:defSemiHidden="0" w:defUnhideWhenUsed="0" w:defQFormat="0" w:count="371">
     <w:lsdException w:name="Normal" w:uiPriority="0" w:qFormat="1"/>
     <w:lsdException w:name="heading 1" w:uiPriority="9" w:qFormat="1"/>
     <w:lsdException w:name="heading 2" w:semiHidden="1" w:uiPriority="9" w:unhideWhenUsed="1" w:qFormat="1"/>
@@ -846,11 +885,6 @@
     <w:lsdException w:name="List Table 5 Dark Accent 6" w:uiPriority="50"/>
     <w:lsdException w:name="List Table 6 Colorful Accent 6" w:uiPriority="51"/>
     <w:lsdException w:name="List Table 7 Colorful Accent 6" w:uiPriority="52"/>
-    <w:lsdException w:name="Mention" w:semiHidden="1" w:unhideWhenUsed="1"/>
-    <w:lsdException w:name="Smart Hyperlink" w:semiHidden="1" w:unhideWhenUsed="1"/>
-    <w:lsdException w:name="Hashtag" w:semiHidden="1" w:unhideWhenUsed="1"/>
-    <w:lsdException w:name="Unresolved Mention" w:semiHidden="1" w:unhideWhenUsed="1"/>
-    <w:lsdException w:name="Smart Link" w:semiHidden="1" w:unhideWhenUsed="1"/>
   </w:latentStyles>
   <w:style w:type="paragraph" w:default="1" w:styleId="Normal">
     <w:name w:val="Normal"/>
@@ -1370,6 +1404,36 @@
       <w:smallCaps/>
       <w:color w:val="0F4761" w:themeColor="accent1" w:themeShade="BF"/>
       <w:spacing w:val="5"/>
+    </w:rPr>
+  </w:style>
+  <w:style w:type="paragraph" w:styleId="BalloonText">
+    <w:name w:val="Balloon Text"/>
+    <w:basedOn w:val="Normal"/>
+    <w:link w:val="BalloonTextChar"/>
+    <w:uiPriority w:val="99"/>
+    <w:semiHidden/>
+    <w:unhideWhenUsed/>
+    <w:rsid w:val="00050AF1"/>
+    <w:pPr>
+      <w:spacing w:after="0" w:line="240" w:lineRule="auto"/>
+    </w:pPr>
+    <w:rPr>
+      <w:rFonts w:ascii="Segoe UI" w:hAnsi="Segoe UI" w:cs="Segoe UI"/>
+      <w:sz w:val="18"/>
+      <w:szCs w:val="18"/>
+    </w:rPr>
+  </w:style>
+  <w:style w:type="character" w:customStyle="1" w:styleId="BalloonTextChar">
+    <w:name w:val="Balloon Text Char"/>
+    <w:basedOn w:val="DefaultParagraphFont"/>
+    <w:link w:val="BalloonText"/>
+    <w:uiPriority w:val="99"/>
+    <w:semiHidden/>
+    <w:rsid w:val="00050AF1"/>
+    <w:rPr>
+      <w:rFonts w:ascii="Segoe UI" w:hAnsi="Segoe UI" w:cs="Segoe UI"/>
+      <w:sz w:val="18"/>
+      <w:szCs w:val="18"/>
     </w:rPr>
   </w:style>
 </w:styles>
